--- a/proposal/11_Presenter_Briefing_Concepts_and_Glossary.docx
+++ b/proposal/11_Presenter_Briefing_Concepts_and_Glossary.docx
@@ -392,7 +392,7 @@
             </w:rPr>
             <w:fldChar w:fldCharType="separate"/>
           </w:r>
-          <w:hyperlink w:anchor="__RefHeading___Toc3607_3719902292">
+          <w:hyperlink w:anchor="__RefHeading___Toc3607_2871792748">
             <w:r>
               <w:rPr>
                 <w:rStyle w:val="IndexLink"/>
@@ -412,7 +412,7 @@
             </w:tabs>
             <w:rPr/>
           </w:pPr>
-          <w:hyperlink w:anchor="__RefHeading___Toc3609_3719902292">
+          <w:hyperlink w:anchor="__RefHeading___Toc3609_2871792748">
             <w:r>
               <w:rPr>
                 <w:rStyle w:val="IndexLink"/>
@@ -432,7 +432,7 @@
             </w:tabs>
             <w:rPr/>
           </w:pPr>
-          <w:hyperlink w:anchor="__RefHeading___Toc3611_3719902292">
+          <w:hyperlink w:anchor="__RefHeading___Toc3611_2871792748">
             <w:r>
               <w:rPr>
                 <w:rStyle w:val="IndexLink"/>
@@ -452,7 +452,7 @@
             </w:tabs>
             <w:rPr/>
           </w:pPr>
-          <w:hyperlink w:anchor="__RefHeading___Toc3613_3719902292">
+          <w:hyperlink w:anchor="__RefHeading___Toc3613_2871792748">
             <w:r>
               <w:rPr>
                 <w:rStyle w:val="IndexLink"/>
@@ -472,7 +472,7 @@
             </w:tabs>
             <w:rPr/>
           </w:pPr>
-          <w:hyperlink w:anchor="__RefHeading___Toc3615_3719902292">
+          <w:hyperlink w:anchor="__RefHeading___Toc3615_2871792748">
             <w:r>
               <w:rPr>
                 <w:rStyle w:val="IndexLink"/>
@@ -492,7 +492,7 @@
             </w:tabs>
             <w:rPr/>
           </w:pPr>
-          <w:hyperlink w:anchor="__RefHeading___Toc3617_3719902292">
+          <w:hyperlink w:anchor="__RefHeading___Toc3617_2871792748">
             <w:r>
               <w:rPr>
                 <w:rStyle w:val="IndexLink"/>
@@ -512,7 +512,7 @@
             </w:tabs>
             <w:rPr/>
           </w:pPr>
-          <w:hyperlink w:anchor="__RefHeading___Toc3619_3719902292">
+          <w:hyperlink w:anchor="__RefHeading___Toc3619_2871792748">
             <w:r>
               <w:rPr>
                 <w:rStyle w:val="IndexLink"/>
@@ -532,7 +532,7 @@
             </w:tabs>
             <w:rPr/>
           </w:pPr>
-          <w:hyperlink w:anchor="__RefHeading___Toc3621_3719902292">
+          <w:hyperlink w:anchor="__RefHeading___Toc3621_2871792748">
             <w:r>
               <w:rPr>
                 <w:rStyle w:val="IndexLink"/>
@@ -552,7 +552,7 @@
             </w:tabs>
             <w:rPr/>
           </w:pPr>
-          <w:hyperlink w:anchor="__RefHeading___Toc3623_3719902292">
+          <w:hyperlink w:anchor="__RefHeading___Toc3623_2871792748">
             <w:r>
               <w:rPr>
                 <w:rStyle w:val="IndexLink"/>
@@ -572,7 +572,7 @@
             </w:tabs>
             <w:rPr/>
           </w:pPr>
-          <w:hyperlink w:anchor="__RefHeading___Toc3625_3719902292">
+          <w:hyperlink w:anchor="__RefHeading___Toc3625_2871792748">
             <w:r>
               <w:rPr>
                 <w:rStyle w:val="IndexLink"/>
@@ -592,7 +592,7 @@
             </w:tabs>
             <w:rPr/>
           </w:pPr>
-          <w:hyperlink w:anchor="__RefHeading___Toc3627_3719902292">
+          <w:hyperlink w:anchor="__RefHeading___Toc3627_2871792748">
             <w:r>
               <w:rPr>
                 <w:rStyle w:val="IndexLink"/>
@@ -612,7 +612,7 @@
             </w:tabs>
             <w:rPr/>
           </w:pPr>
-          <w:hyperlink w:anchor="__RefHeading___Toc3629_3719902292">
+          <w:hyperlink w:anchor="__RefHeading___Toc3629_2871792748">
             <w:r>
               <w:rPr>
                 <w:rStyle w:val="IndexLink"/>
@@ -632,7 +632,7 @@
             </w:tabs>
             <w:rPr/>
           </w:pPr>
-          <w:hyperlink w:anchor="__RefHeading___Toc3631_3719902292">
+          <w:hyperlink w:anchor="__RefHeading___Toc3631_2871792748">
             <w:r>
               <w:rPr>
                 <w:rStyle w:val="IndexLink"/>
@@ -652,7 +652,7 @@
             </w:tabs>
             <w:rPr/>
           </w:pPr>
-          <w:hyperlink w:anchor="__RefHeading___Toc3633_3719902292">
+          <w:hyperlink w:anchor="__RefHeading___Toc3633_2871792748">
             <w:r>
               <w:rPr>
                 <w:rStyle w:val="IndexLink"/>
@@ -672,7 +672,7 @@
             </w:tabs>
             <w:rPr/>
           </w:pPr>
-          <w:hyperlink w:anchor="__RefHeading___Toc3635_3719902292">
+          <w:hyperlink w:anchor="__RefHeading___Toc3635_2871792748">
             <w:r>
               <w:rPr>
                 <w:rStyle w:val="IndexLink"/>
@@ -692,7 +692,7 @@
             </w:tabs>
             <w:rPr/>
           </w:pPr>
-          <w:hyperlink w:anchor="__RefHeading___Toc3637_3719902292">
+          <w:hyperlink w:anchor="__RefHeading___Toc3637_2871792748">
             <w:r>
               <w:rPr>
                 <w:rStyle w:val="IndexLink"/>
@@ -712,7 +712,7 @@
             </w:tabs>
             <w:rPr/>
           </w:pPr>
-          <w:hyperlink w:anchor="__RefHeading___Toc3639_3719902292">
+          <w:hyperlink w:anchor="__RefHeading___Toc3639_2871792748">
             <w:r>
               <w:rPr>
                 <w:rStyle w:val="IndexLink"/>
@@ -732,7 +732,7 @@
             </w:tabs>
             <w:rPr/>
           </w:pPr>
-          <w:hyperlink w:anchor="__RefHeading___Toc3641_3719902292">
+          <w:hyperlink w:anchor="__RefHeading___Toc3641_2871792748">
             <w:r>
               <w:rPr>
                 <w:rStyle w:val="IndexLink"/>
@@ -752,7 +752,7 @@
             </w:tabs>
             <w:rPr/>
           </w:pPr>
-          <w:hyperlink w:anchor="__RefHeading___Toc3643_3719902292">
+          <w:hyperlink w:anchor="__RefHeading___Toc3643_2871792748">
             <w:r>
               <w:rPr>
                 <w:rStyle w:val="IndexLink"/>
@@ -772,7 +772,7 @@
             </w:tabs>
             <w:rPr/>
           </w:pPr>
-          <w:hyperlink w:anchor="__RefHeading___Toc3645_3719902292">
+          <w:hyperlink w:anchor="__RefHeading___Toc3645_2871792748">
             <w:r>
               <w:rPr>
                 <w:rStyle w:val="IndexLink"/>
@@ -792,7 +792,7 @@
             </w:tabs>
             <w:rPr/>
           </w:pPr>
-          <w:hyperlink w:anchor="__RefHeading___Toc3647_3719902292">
+          <w:hyperlink w:anchor="__RefHeading___Toc3647_2871792748">
             <w:r>
               <w:rPr>
                 <w:rStyle w:val="IndexLink"/>
@@ -812,7 +812,7 @@
             </w:tabs>
             <w:rPr/>
           </w:pPr>
-          <w:hyperlink w:anchor="__RefHeading___Toc3649_3719902292">
+          <w:hyperlink w:anchor="__RefHeading___Toc3649_2871792748">
             <w:r>
               <w:rPr>
                 <w:rStyle w:val="IndexLink"/>
@@ -832,7 +832,7 @@
             </w:tabs>
             <w:rPr/>
           </w:pPr>
-          <w:hyperlink w:anchor="__RefHeading___Toc3651_3719902292">
+          <w:hyperlink w:anchor="__RefHeading___Toc3651_2871792748">
             <w:r>
               <w:rPr>
                 <w:rStyle w:val="IndexLink"/>
@@ -852,7 +852,7 @@
             </w:tabs>
             <w:rPr/>
           </w:pPr>
-          <w:hyperlink w:anchor="__RefHeading___Toc3653_3719902292">
+          <w:hyperlink w:anchor="__RefHeading___Toc3653_2871792748">
             <w:r>
               <w:rPr>
                 <w:rStyle w:val="IndexLink"/>
@@ -872,7 +872,7 @@
             </w:tabs>
             <w:rPr/>
           </w:pPr>
-          <w:hyperlink w:anchor="__RefHeading___Toc3655_3719902292">
+          <w:hyperlink w:anchor="__RefHeading___Toc3655_2871792748">
             <w:r>
               <w:rPr>
                 <w:rStyle w:val="IndexLink"/>
@@ -892,7 +892,7 @@
             </w:tabs>
             <w:rPr/>
           </w:pPr>
-          <w:hyperlink w:anchor="__RefHeading___Toc3657_3719902292">
+          <w:hyperlink w:anchor="__RefHeading___Toc3657_2871792748">
             <w:r>
               <w:rPr>
                 <w:rStyle w:val="IndexLink"/>
@@ -912,7 +912,7 @@
             </w:tabs>
             <w:rPr/>
           </w:pPr>
-          <w:hyperlink w:anchor="__RefHeading___Toc3659_3719902292">
+          <w:hyperlink w:anchor="__RefHeading___Toc3659_2871792748">
             <w:r>
               <w:rPr>
                 <w:rStyle w:val="IndexLink"/>
@@ -932,7 +932,7 @@
             </w:tabs>
             <w:rPr/>
           </w:pPr>
-          <w:hyperlink w:anchor="__RefHeading___Toc3661_3719902292">
+          <w:hyperlink w:anchor="__RefHeading___Toc3661_2871792748">
             <w:r>
               <w:rPr>
                 <w:rStyle w:val="IndexLink"/>
@@ -978,7 +978,7 @@
         <w:spacing w:before="0" w:after="160"/>
         <w:rPr/>
       </w:pPr>
-      <w:bookmarkStart w:id="0" w:name="__RefHeading___Toc3607_3719902292"/>
+      <w:bookmarkStart w:id="0" w:name="__RefHeading___Toc3607_2871792748"/>
       <w:bookmarkEnd w:id="0"/>
       <w:r>
         <w:rPr/>
@@ -1062,7 +1062,7 @@
         <w:spacing w:before="360" w:after="160"/>
         <w:rPr/>
       </w:pPr>
-      <w:bookmarkStart w:id="1" w:name="__RefHeading___Toc3609_3719902292"/>
+      <w:bookmarkStart w:id="1" w:name="__RefHeading___Toc3609_2871792748"/>
       <w:bookmarkEnd w:id="1"/>
       <w:r>
         <w:rPr/>
@@ -1204,7 +1204,7 @@
         <w:spacing w:before="360" w:after="160"/>
         <w:rPr/>
       </w:pPr>
-      <w:bookmarkStart w:id="2" w:name="__RefHeading___Toc3611_3719902292"/>
+      <w:bookmarkStart w:id="2" w:name="__RefHeading___Toc3611_2871792748"/>
       <w:bookmarkEnd w:id="2"/>
       <w:r>
         <w:rPr/>
@@ -1217,7 +1217,7 @@
         <w:spacing w:before="280" w:after="120"/>
         <w:rPr/>
       </w:pPr>
-      <w:bookmarkStart w:id="3" w:name="__RefHeading___Toc3613_3719902292"/>
+      <w:bookmarkStart w:id="3" w:name="__RefHeading___Toc3613_2871792748"/>
       <w:bookmarkEnd w:id="3"/>
       <w:r>
         <w:rPr/>
@@ -1252,7 +1252,7 @@
         <w:spacing w:before="280" w:after="120"/>
         <w:rPr/>
       </w:pPr>
-      <w:bookmarkStart w:id="4" w:name="__RefHeading___Toc3615_3719902292"/>
+      <w:bookmarkStart w:id="4" w:name="__RefHeading___Toc3615_2871792748"/>
       <w:bookmarkEnd w:id="4"/>
       <w:r>
         <w:rPr/>
@@ -1298,7 +1298,7 @@
         <w:spacing w:before="280" w:after="120"/>
         <w:rPr/>
       </w:pPr>
-      <w:bookmarkStart w:id="5" w:name="__RefHeading___Toc3617_3719902292"/>
+      <w:bookmarkStart w:id="5" w:name="__RefHeading___Toc3617_2871792748"/>
       <w:bookmarkEnd w:id="5"/>
       <w:r>
         <w:rPr/>
@@ -1322,7 +1322,7 @@
         <w:spacing w:before="280" w:after="120"/>
         <w:rPr/>
       </w:pPr>
-      <w:bookmarkStart w:id="6" w:name="__RefHeading___Toc3619_3719902292"/>
+      <w:bookmarkStart w:id="6" w:name="__RefHeading___Toc3619_2871792748"/>
       <w:bookmarkEnd w:id="6"/>
       <w:r>
         <w:rPr/>
@@ -1346,7 +1346,7 @@
         <w:spacing w:before="280" w:after="120"/>
         <w:rPr/>
       </w:pPr>
-      <w:bookmarkStart w:id="7" w:name="__RefHeading___Toc3621_3719902292"/>
+      <w:bookmarkStart w:id="7" w:name="__RefHeading___Toc3621_2871792748"/>
       <w:bookmarkEnd w:id="7"/>
       <w:r>
         <w:rPr/>
@@ -1370,7 +1370,7 @@
         <w:spacing w:before="280" w:after="120"/>
         <w:rPr/>
       </w:pPr>
-      <w:bookmarkStart w:id="8" w:name="__RefHeading___Toc3623_3719902292"/>
+      <w:bookmarkStart w:id="8" w:name="__RefHeading___Toc3623_2871792748"/>
       <w:bookmarkEnd w:id="8"/>
       <w:r>
         <w:rPr/>
@@ -1394,7 +1394,7 @@
         <w:spacing w:before="280" w:after="120"/>
         <w:rPr/>
       </w:pPr>
-      <w:bookmarkStart w:id="9" w:name="__RefHeading___Toc3625_3719902292"/>
+      <w:bookmarkStart w:id="9" w:name="__RefHeading___Toc3625_2871792748"/>
       <w:bookmarkEnd w:id="9"/>
       <w:r>
         <w:rPr/>
@@ -1418,7 +1418,7 @@
         <w:spacing w:before="280" w:after="120"/>
         <w:rPr/>
       </w:pPr>
-      <w:bookmarkStart w:id="10" w:name="__RefHeading___Toc3627_3719902292"/>
+      <w:bookmarkStart w:id="10" w:name="__RefHeading___Toc3627_2871792748"/>
       <w:bookmarkEnd w:id="10"/>
       <w:r>
         <w:rPr/>
@@ -1442,7 +1442,7 @@
         <w:spacing w:before="280" w:after="120"/>
         <w:rPr/>
       </w:pPr>
-      <w:bookmarkStart w:id="11" w:name="__RefHeading___Toc3629_3719902292"/>
+      <w:bookmarkStart w:id="11" w:name="__RefHeading___Toc3629_2871792748"/>
       <w:bookmarkEnd w:id="11"/>
       <w:r>
         <w:rPr/>
@@ -1466,7 +1466,7 @@
         <w:spacing w:before="280" w:after="120"/>
         <w:rPr/>
       </w:pPr>
-      <w:bookmarkStart w:id="12" w:name="__RefHeading___Toc3631_3719902292"/>
+      <w:bookmarkStart w:id="12" w:name="__RefHeading___Toc3631_2871792748"/>
       <w:bookmarkEnd w:id="12"/>
       <w:r>
         <w:rPr/>
@@ -1508,7 +1508,7 @@
         <w:spacing w:before="280" w:after="120"/>
         <w:rPr/>
       </w:pPr>
-      <w:bookmarkStart w:id="13" w:name="__RefHeading___Toc3633_3719902292"/>
+      <w:bookmarkStart w:id="13" w:name="__RefHeading___Toc3633_2871792748"/>
       <w:bookmarkEnd w:id="13"/>
       <w:r>
         <w:rPr/>
@@ -1532,7 +1532,7 @@
         <w:spacing w:before="280" w:after="120"/>
         <w:rPr/>
       </w:pPr>
-      <w:bookmarkStart w:id="14" w:name="__RefHeading___Toc3635_3719902292"/>
+      <w:bookmarkStart w:id="14" w:name="__RefHeading___Toc3635_2871792748"/>
       <w:bookmarkEnd w:id="14"/>
       <w:r>
         <w:rPr/>
@@ -1574,7 +1574,7 @@
         <w:spacing w:before="280" w:after="120"/>
         <w:rPr/>
       </w:pPr>
-      <w:bookmarkStart w:id="15" w:name="__RefHeading___Toc3637_3719902292"/>
+      <w:bookmarkStart w:id="15" w:name="__RefHeading___Toc3637_2871792748"/>
       <w:bookmarkEnd w:id="15"/>
       <w:r>
         <w:rPr/>
@@ -1598,7 +1598,7 @@
         <w:spacing w:before="280" w:after="120"/>
         <w:rPr/>
       </w:pPr>
-      <w:bookmarkStart w:id="16" w:name="__RefHeading___Toc3639_3719902292"/>
+      <w:bookmarkStart w:id="16" w:name="__RefHeading___Toc3639_2871792748"/>
       <w:bookmarkEnd w:id="16"/>
       <w:r>
         <w:rPr/>
@@ -1622,7 +1622,7 @@
         <w:spacing w:before="280" w:after="120"/>
         <w:rPr/>
       </w:pPr>
-      <w:bookmarkStart w:id="17" w:name="__RefHeading___Toc3641_3719902292"/>
+      <w:bookmarkStart w:id="17" w:name="__RefHeading___Toc3641_2871792748"/>
       <w:bookmarkEnd w:id="17"/>
       <w:r>
         <w:rPr/>
@@ -1646,7 +1646,7 @@
         <w:spacing w:before="280" w:after="120"/>
         <w:rPr/>
       </w:pPr>
-      <w:bookmarkStart w:id="18" w:name="__RefHeading___Toc3643_3719902292"/>
+      <w:bookmarkStart w:id="18" w:name="__RefHeading___Toc3643_2871792748"/>
       <w:bookmarkEnd w:id="18"/>
       <w:r>
         <w:rPr/>
@@ -1670,7 +1670,7 @@
         <w:spacing w:before="280" w:after="120"/>
         <w:rPr/>
       </w:pPr>
-      <w:bookmarkStart w:id="19" w:name="__RefHeading___Toc3645_3719902292"/>
+      <w:bookmarkStart w:id="19" w:name="__RefHeading___Toc3645_2871792748"/>
       <w:bookmarkEnd w:id="19"/>
       <w:r>
         <w:rPr/>
@@ -1694,7 +1694,7 @@
         <w:spacing w:before="280" w:after="120"/>
         <w:rPr/>
       </w:pPr>
-      <w:bookmarkStart w:id="20" w:name="__RefHeading___Toc3647_3719902292"/>
+      <w:bookmarkStart w:id="20" w:name="__RefHeading___Toc3647_2871792748"/>
       <w:bookmarkEnd w:id="20"/>
       <w:r>
         <w:rPr/>
@@ -1747,7 +1747,7 @@
         <w:spacing w:before="280" w:after="120"/>
         <w:rPr/>
       </w:pPr>
-      <w:bookmarkStart w:id="21" w:name="__RefHeading___Toc3649_3719902292"/>
+      <w:bookmarkStart w:id="21" w:name="__RefHeading___Toc3649_2871792748"/>
       <w:bookmarkEnd w:id="21"/>
       <w:r>
         <w:rPr/>
@@ -1771,7 +1771,7 @@
         <w:spacing w:before="280" w:after="120"/>
         <w:rPr/>
       </w:pPr>
-      <w:bookmarkStart w:id="22" w:name="__RefHeading___Toc3651_3719902292"/>
+      <w:bookmarkStart w:id="22" w:name="__RefHeading___Toc3651_2871792748"/>
       <w:bookmarkEnd w:id="22"/>
       <w:r>
         <w:rPr/>
@@ -1795,7 +1795,7 @@
         <w:spacing w:before="280" w:after="120"/>
         <w:rPr/>
       </w:pPr>
-      <w:bookmarkStart w:id="23" w:name="__RefHeading___Toc3653_3719902292"/>
+      <w:bookmarkStart w:id="23" w:name="__RefHeading___Toc3653_2871792748"/>
       <w:bookmarkEnd w:id="23"/>
       <w:r>
         <w:rPr/>
@@ -1848,7 +1848,7 @@
         <w:spacing w:before="360" w:after="160"/>
         <w:rPr/>
       </w:pPr>
-      <w:bookmarkStart w:id="24" w:name="__RefHeading___Toc3655_3719902292"/>
+      <w:bookmarkStart w:id="24" w:name="__RefHeading___Toc3655_2871792748"/>
       <w:bookmarkEnd w:id="24"/>
       <w:r>
         <w:rPr/>
@@ -2420,7 +2420,7 @@
         <w:spacing w:before="360" w:after="160"/>
         <w:rPr/>
       </w:pPr>
-      <w:bookmarkStart w:id="25" w:name="__RefHeading___Toc3657_3719902292"/>
+      <w:bookmarkStart w:id="25" w:name="__RefHeading___Toc3657_2871792748"/>
       <w:bookmarkEnd w:id="25"/>
       <w:r>
         <w:rPr/>
@@ -2523,7 +2523,7 @@
         <w:spacing w:before="360" w:after="160"/>
         <w:rPr/>
       </w:pPr>
-      <w:bookmarkStart w:id="26" w:name="__RefHeading___Toc3659_3719902292"/>
+      <w:bookmarkStart w:id="26" w:name="__RefHeading___Toc3659_2871792748"/>
       <w:bookmarkEnd w:id="26"/>
       <w:r>
         <w:rPr/>
@@ -2611,7 +2611,7 @@
         <w:spacing w:before="360" w:after="160"/>
         <w:rPr/>
       </w:pPr>
-      <w:bookmarkStart w:id="27" w:name="__RefHeading___Toc3661_3719902292"/>
+      <w:bookmarkStart w:id="27" w:name="__RefHeading___Toc3661_2871792748"/>
       <w:bookmarkEnd w:id="27"/>
       <w:r>
         <w:rPr/>

--- a/proposal/11_Presenter_Briefing_Concepts_and_Glossary.docx
+++ b/proposal/11_Presenter_Briefing_Concepts_and_Glossary.docx
@@ -392,7 +392,7 @@
             </w:rPr>
             <w:fldChar w:fldCharType="separate"/>
           </w:r>
-          <w:hyperlink w:anchor="__RefHeading___Toc3607_2871792748">
+          <w:hyperlink w:anchor="__RefHeading___Toc1784_2048687391">
             <w:r>
               <w:rPr>
                 <w:rStyle w:val="IndexLink"/>
@@ -412,7 +412,7 @@
             </w:tabs>
             <w:rPr/>
           </w:pPr>
-          <w:hyperlink w:anchor="__RefHeading___Toc3609_2871792748">
+          <w:hyperlink w:anchor="__RefHeading___Toc1786_2048687391">
             <w:r>
               <w:rPr>
                 <w:rStyle w:val="IndexLink"/>
@@ -432,7 +432,7 @@
             </w:tabs>
             <w:rPr/>
           </w:pPr>
-          <w:hyperlink w:anchor="__RefHeading___Toc3611_2871792748">
+          <w:hyperlink w:anchor="__RefHeading___Toc1788_2048687391">
             <w:r>
               <w:rPr>
                 <w:rStyle w:val="IndexLink"/>
@@ -452,7 +452,7 @@
             </w:tabs>
             <w:rPr/>
           </w:pPr>
-          <w:hyperlink w:anchor="__RefHeading___Toc3613_2871792748">
+          <w:hyperlink w:anchor="__RefHeading___Toc1790_2048687391">
             <w:r>
               <w:rPr>
                 <w:rStyle w:val="IndexLink"/>
@@ -472,7 +472,7 @@
             </w:tabs>
             <w:rPr/>
           </w:pPr>
-          <w:hyperlink w:anchor="__RefHeading___Toc3615_2871792748">
+          <w:hyperlink w:anchor="__RefHeading___Toc1792_2048687391">
             <w:r>
               <w:rPr>
                 <w:rStyle w:val="IndexLink"/>
@@ -492,7 +492,7 @@
             </w:tabs>
             <w:rPr/>
           </w:pPr>
-          <w:hyperlink w:anchor="__RefHeading___Toc3617_2871792748">
+          <w:hyperlink w:anchor="__RefHeading___Toc1794_2048687391">
             <w:r>
               <w:rPr>
                 <w:rStyle w:val="IndexLink"/>
@@ -512,7 +512,7 @@
             </w:tabs>
             <w:rPr/>
           </w:pPr>
-          <w:hyperlink w:anchor="__RefHeading___Toc3619_2871792748">
+          <w:hyperlink w:anchor="__RefHeading___Toc1796_2048687391">
             <w:r>
               <w:rPr>
                 <w:rStyle w:val="IndexLink"/>
@@ -532,7 +532,7 @@
             </w:tabs>
             <w:rPr/>
           </w:pPr>
-          <w:hyperlink w:anchor="__RefHeading___Toc3621_2871792748">
+          <w:hyperlink w:anchor="__RefHeading___Toc1798_2048687391">
             <w:r>
               <w:rPr>
                 <w:rStyle w:val="IndexLink"/>
@@ -552,7 +552,7 @@
             </w:tabs>
             <w:rPr/>
           </w:pPr>
-          <w:hyperlink w:anchor="__RefHeading___Toc3623_2871792748">
+          <w:hyperlink w:anchor="__RefHeading___Toc1800_2048687391">
             <w:r>
               <w:rPr>
                 <w:rStyle w:val="IndexLink"/>
@@ -572,7 +572,7 @@
             </w:tabs>
             <w:rPr/>
           </w:pPr>
-          <w:hyperlink w:anchor="__RefHeading___Toc3625_2871792748">
+          <w:hyperlink w:anchor="__RefHeading___Toc1802_2048687391">
             <w:r>
               <w:rPr>
                 <w:rStyle w:val="IndexLink"/>
@@ -592,7 +592,7 @@
             </w:tabs>
             <w:rPr/>
           </w:pPr>
-          <w:hyperlink w:anchor="__RefHeading___Toc3627_2871792748">
+          <w:hyperlink w:anchor="__RefHeading___Toc1804_2048687391">
             <w:r>
               <w:rPr>
                 <w:rStyle w:val="IndexLink"/>
@@ -612,7 +612,7 @@
             </w:tabs>
             <w:rPr/>
           </w:pPr>
-          <w:hyperlink w:anchor="__RefHeading___Toc3629_2871792748">
+          <w:hyperlink w:anchor="__RefHeading___Toc1806_2048687391">
             <w:r>
               <w:rPr>
                 <w:rStyle w:val="IndexLink"/>
@@ -632,7 +632,7 @@
             </w:tabs>
             <w:rPr/>
           </w:pPr>
-          <w:hyperlink w:anchor="__RefHeading___Toc3631_2871792748">
+          <w:hyperlink w:anchor="__RefHeading___Toc1808_2048687391">
             <w:r>
               <w:rPr>
                 <w:rStyle w:val="IndexLink"/>
@@ -652,7 +652,7 @@
             </w:tabs>
             <w:rPr/>
           </w:pPr>
-          <w:hyperlink w:anchor="__RefHeading___Toc3633_2871792748">
+          <w:hyperlink w:anchor="__RefHeading___Toc1810_2048687391">
             <w:r>
               <w:rPr>
                 <w:rStyle w:val="IndexLink"/>
@@ -672,7 +672,7 @@
             </w:tabs>
             <w:rPr/>
           </w:pPr>
-          <w:hyperlink w:anchor="__RefHeading___Toc3635_2871792748">
+          <w:hyperlink w:anchor="__RefHeading___Toc1812_2048687391">
             <w:r>
               <w:rPr>
                 <w:rStyle w:val="IndexLink"/>
@@ -692,7 +692,7 @@
             </w:tabs>
             <w:rPr/>
           </w:pPr>
-          <w:hyperlink w:anchor="__RefHeading___Toc3637_2871792748">
+          <w:hyperlink w:anchor="__RefHeading___Toc1814_2048687391">
             <w:r>
               <w:rPr>
                 <w:rStyle w:val="IndexLink"/>
@@ -712,7 +712,7 @@
             </w:tabs>
             <w:rPr/>
           </w:pPr>
-          <w:hyperlink w:anchor="__RefHeading___Toc3639_2871792748">
+          <w:hyperlink w:anchor="__RefHeading___Toc1816_2048687391">
             <w:r>
               <w:rPr>
                 <w:rStyle w:val="IndexLink"/>
@@ -732,7 +732,7 @@
             </w:tabs>
             <w:rPr/>
           </w:pPr>
-          <w:hyperlink w:anchor="__RefHeading___Toc3641_2871792748">
+          <w:hyperlink w:anchor="__RefHeading___Toc1818_2048687391">
             <w:r>
               <w:rPr>
                 <w:rStyle w:val="IndexLink"/>
@@ -752,7 +752,7 @@
             </w:tabs>
             <w:rPr/>
           </w:pPr>
-          <w:hyperlink w:anchor="__RefHeading___Toc3643_2871792748">
+          <w:hyperlink w:anchor="__RefHeading___Toc1820_2048687391">
             <w:r>
               <w:rPr>
                 <w:rStyle w:val="IndexLink"/>
@@ -772,7 +772,7 @@
             </w:tabs>
             <w:rPr/>
           </w:pPr>
-          <w:hyperlink w:anchor="__RefHeading___Toc3645_2871792748">
+          <w:hyperlink w:anchor="__RefHeading___Toc1822_2048687391">
             <w:r>
               <w:rPr>
                 <w:rStyle w:val="IndexLink"/>
@@ -792,7 +792,7 @@
             </w:tabs>
             <w:rPr/>
           </w:pPr>
-          <w:hyperlink w:anchor="__RefHeading___Toc3647_2871792748">
+          <w:hyperlink w:anchor="__RefHeading___Toc1824_2048687391">
             <w:r>
               <w:rPr>
                 <w:rStyle w:val="IndexLink"/>
@@ -812,7 +812,7 @@
             </w:tabs>
             <w:rPr/>
           </w:pPr>
-          <w:hyperlink w:anchor="__RefHeading___Toc3649_2871792748">
+          <w:hyperlink w:anchor="__RefHeading___Toc1826_2048687391">
             <w:r>
               <w:rPr>
                 <w:rStyle w:val="IndexLink"/>
@@ -832,7 +832,7 @@
             </w:tabs>
             <w:rPr/>
           </w:pPr>
-          <w:hyperlink w:anchor="__RefHeading___Toc3651_2871792748">
+          <w:hyperlink w:anchor="__RefHeading___Toc1828_2048687391">
             <w:r>
               <w:rPr>
                 <w:rStyle w:val="IndexLink"/>
@@ -852,7 +852,7 @@
             </w:tabs>
             <w:rPr/>
           </w:pPr>
-          <w:hyperlink w:anchor="__RefHeading___Toc3653_2871792748">
+          <w:hyperlink w:anchor="__RefHeading___Toc1830_2048687391">
             <w:r>
               <w:rPr>
                 <w:rStyle w:val="IndexLink"/>
@@ -872,7 +872,7 @@
             </w:tabs>
             <w:rPr/>
           </w:pPr>
-          <w:hyperlink w:anchor="__RefHeading___Toc3655_2871792748">
+          <w:hyperlink w:anchor="__RefHeading___Toc1832_2048687391">
             <w:r>
               <w:rPr>
                 <w:rStyle w:val="IndexLink"/>
@@ -892,7 +892,7 @@
             </w:tabs>
             <w:rPr/>
           </w:pPr>
-          <w:hyperlink w:anchor="__RefHeading___Toc3657_2871792748">
+          <w:hyperlink w:anchor="__RefHeading___Toc1834_2048687391">
             <w:r>
               <w:rPr>
                 <w:rStyle w:val="IndexLink"/>
@@ -912,7 +912,7 @@
             </w:tabs>
             <w:rPr/>
           </w:pPr>
-          <w:hyperlink w:anchor="__RefHeading___Toc3659_2871792748">
+          <w:hyperlink w:anchor="__RefHeading___Toc1836_2048687391">
             <w:r>
               <w:rPr>
                 <w:rStyle w:val="IndexLink"/>
@@ -932,7 +932,7 @@
             </w:tabs>
             <w:rPr/>
           </w:pPr>
-          <w:hyperlink w:anchor="__RefHeading___Toc3661_2871792748">
+          <w:hyperlink w:anchor="__RefHeading___Toc1838_2048687391">
             <w:r>
               <w:rPr>
                 <w:rStyle w:val="IndexLink"/>
@@ -978,7 +978,7 @@
         <w:spacing w:before="0" w:after="160"/>
         <w:rPr/>
       </w:pPr>
-      <w:bookmarkStart w:id="0" w:name="__RefHeading___Toc3607_2871792748"/>
+      <w:bookmarkStart w:id="0" w:name="__RefHeading___Toc1784_2048687391"/>
       <w:bookmarkEnd w:id="0"/>
       <w:r>
         <w:rPr/>
@@ -1062,7 +1062,7 @@
         <w:spacing w:before="360" w:after="160"/>
         <w:rPr/>
       </w:pPr>
-      <w:bookmarkStart w:id="1" w:name="__RefHeading___Toc3609_2871792748"/>
+      <w:bookmarkStart w:id="1" w:name="__RefHeading___Toc1786_2048687391"/>
       <w:bookmarkEnd w:id="1"/>
       <w:r>
         <w:rPr/>
@@ -1204,7 +1204,7 @@
         <w:spacing w:before="360" w:after="160"/>
         <w:rPr/>
       </w:pPr>
-      <w:bookmarkStart w:id="2" w:name="__RefHeading___Toc3611_2871792748"/>
+      <w:bookmarkStart w:id="2" w:name="__RefHeading___Toc1788_2048687391"/>
       <w:bookmarkEnd w:id="2"/>
       <w:r>
         <w:rPr/>
@@ -1217,7 +1217,7 @@
         <w:spacing w:before="280" w:after="120"/>
         <w:rPr/>
       </w:pPr>
-      <w:bookmarkStart w:id="3" w:name="__RefHeading___Toc3613_2871792748"/>
+      <w:bookmarkStart w:id="3" w:name="__RefHeading___Toc1790_2048687391"/>
       <w:bookmarkEnd w:id="3"/>
       <w:r>
         <w:rPr/>
@@ -1252,7 +1252,7 @@
         <w:spacing w:before="280" w:after="120"/>
         <w:rPr/>
       </w:pPr>
-      <w:bookmarkStart w:id="4" w:name="__RefHeading___Toc3615_2871792748"/>
+      <w:bookmarkStart w:id="4" w:name="__RefHeading___Toc1792_2048687391"/>
       <w:bookmarkEnd w:id="4"/>
       <w:r>
         <w:rPr/>
@@ -1298,7 +1298,7 @@
         <w:spacing w:before="280" w:after="120"/>
         <w:rPr/>
       </w:pPr>
-      <w:bookmarkStart w:id="5" w:name="__RefHeading___Toc3617_2871792748"/>
+      <w:bookmarkStart w:id="5" w:name="__RefHeading___Toc1794_2048687391"/>
       <w:bookmarkEnd w:id="5"/>
       <w:r>
         <w:rPr/>
@@ -1322,7 +1322,7 @@
         <w:spacing w:before="280" w:after="120"/>
         <w:rPr/>
       </w:pPr>
-      <w:bookmarkStart w:id="6" w:name="__RefHeading___Toc3619_2871792748"/>
+      <w:bookmarkStart w:id="6" w:name="__RefHeading___Toc1796_2048687391"/>
       <w:bookmarkEnd w:id="6"/>
       <w:r>
         <w:rPr/>
@@ -1346,7 +1346,7 @@
         <w:spacing w:before="280" w:after="120"/>
         <w:rPr/>
       </w:pPr>
-      <w:bookmarkStart w:id="7" w:name="__RefHeading___Toc3621_2871792748"/>
+      <w:bookmarkStart w:id="7" w:name="__RefHeading___Toc1798_2048687391"/>
       <w:bookmarkEnd w:id="7"/>
       <w:r>
         <w:rPr/>
@@ -1370,7 +1370,7 @@
         <w:spacing w:before="280" w:after="120"/>
         <w:rPr/>
       </w:pPr>
-      <w:bookmarkStart w:id="8" w:name="__RefHeading___Toc3623_2871792748"/>
+      <w:bookmarkStart w:id="8" w:name="__RefHeading___Toc1800_2048687391"/>
       <w:bookmarkEnd w:id="8"/>
       <w:r>
         <w:rPr/>
@@ -1385,7 +1385,7 @@
       </w:pPr>
       <w:r>
         <w:rPr/>
-        <w:t>Every sentence of an answer must point to a document and page. After the answer is drafted, a second, separate pass checks each sentence against its cited passage and removes anything unsupported. This is the single most important trust feature. In the meeting, say: "It shows its work, and a second check marks its homework."</w:t>
+        <w:t>Every factual statement in an answer must point to a document and page. After the answer is drafted, a second, separate pass checks each sentence against its cited passage and removes anything unsupported. This is the single most important trust feature. In the meeting, say: "It shows its work, and a second check marks its homework."</w:t>
       </w:r>
     </w:p>
     <w:p>
@@ -1394,7 +1394,7 @@
         <w:spacing w:before="280" w:after="120"/>
         <w:rPr/>
       </w:pPr>
-      <w:bookmarkStart w:id="9" w:name="__RefHeading___Toc3625_2871792748"/>
+      <w:bookmarkStart w:id="9" w:name="__RefHeading___Toc1802_2048687391"/>
       <w:bookmarkEnd w:id="9"/>
       <w:r>
         <w:rPr/>
@@ -1418,7 +1418,7 @@
         <w:spacing w:before="280" w:after="120"/>
         <w:rPr/>
       </w:pPr>
-      <w:bookmarkStart w:id="10" w:name="__RefHeading___Toc3627_2871792748"/>
+      <w:bookmarkStart w:id="10" w:name="__RefHeading___Toc1804_2048687391"/>
       <w:bookmarkEnd w:id="10"/>
       <w:r>
         <w:rPr/>
@@ -1442,7 +1442,7 @@
         <w:spacing w:before="280" w:after="120"/>
         <w:rPr/>
       </w:pPr>
-      <w:bookmarkStart w:id="11" w:name="__RefHeading___Toc3629_2871792748"/>
+      <w:bookmarkStart w:id="11" w:name="__RefHeading___Toc1806_2048687391"/>
       <w:bookmarkEnd w:id="11"/>
       <w:r>
         <w:rPr/>
@@ -1466,7 +1466,7 @@
         <w:spacing w:before="280" w:after="120"/>
         <w:rPr/>
       </w:pPr>
-      <w:bookmarkStart w:id="12" w:name="__RefHeading___Toc3631_2871792748"/>
+      <w:bookmarkStart w:id="12" w:name="__RefHeading___Toc1808_2048687391"/>
       <w:bookmarkEnd w:id="12"/>
       <w:r>
         <w:rPr/>
@@ -1508,7 +1508,7 @@
         <w:spacing w:before="280" w:after="120"/>
         <w:rPr/>
       </w:pPr>
-      <w:bookmarkStart w:id="13" w:name="__RefHeading___Toc3633_2871792748"/>
+      <w:bookmarkStart w:id="13" w:name="__RefHeading___Toc1810_2048687391"/>
       <w:bookmarkEnd w:id="13"/>
       <w:r>
         <w:rPr/>
@@ -1532,7 +1532,7 @@
         <w:spacing w:before="280" w:after="120"/>
         <w:rPr/>
       </w:pPr>
-      <w:bookmarkStart w:id="14" w:name="__RefHeading___Toc3635_2871792748"/>
+      <w:bookmarkStart w:id="14" w:name="__RefHeading___Toc1812_2048687391"/>
       <w:bookmarkEnd w:id="14"/>
       <w:r>
         <w:rPr/>
@@ -1574,7 +1574,7 @@
         <w:spacing w:before="280" w:after="120"/>
         <w:rPr/>
       </w:pPr>
-      <w:bookmarkStart w:id="15" w:name="__RefHeading___Toc3637_2871792748"/>
+      <w:bookmarkStart w:id="15" w:name="__RefHeading___Toc1814_2048687391"/>
       <w:bookmarkEnd w:id="15"/>
       <w:r>
         <w:rPr/>
@@ -1598,7 +1598,7 @@
         <w:spacing w:before="280" w:after="120"/>
         <w:rPr/>
       </w:pPr>
-      <w:bookmarkStart w:id="16" w:name="__RefHeading___Toc3639_2871792748"/>
+      <w:bookmarkStart w:id="16" w:name="__RefHeading___Toc1816_2048687391"/>
       <w:bookmarkEnd w:id="16"/>
       <w:r>
         <w:rPr/>
@@ -1622,7 +1622,7 @@
         <w:spacing w:before="280" w:after="120"/>
         <w:rPr/>
       </w:pPr>
-      <w:bookmarkStart w:id="17" w:name="__RefHeading___Toc3641_2871792748"/>
+      <w:bookmarkStart w:id="17" w:name="__RefHeading___Toc1818_2048687391"/>
       <w:bookmarkEnd w:id="17"/>
       <w:r>
         <w:rPr/>
@@ -1646,7 +1646,7 @@
         <w:spacing w:before="280" w:after="120"/>
         <w:rPr/>
       </w:pPr>
-      <w:bookmarkStart w:id="18" w:name="__RefHeading___Toc3643_2871792748"/>
+      <w:bookmarkStart w:id="18" w:name="__RefHeading___Toc1820_2048687391"/>
       <w:bookmarkEnd w:id="18"/>
       <w:r>
         <w:rPr/>
@@ -1670,7 +1670,7 @@
         <w:spacing w:before="280" w:after="120"/>
         <w:rPr/>
       </w:pPr>
-      <w:bookmarkStart w:id="19" w:name="__RefHeading___Toc3645_2871792748"/>
+      <w:bookmarkStart w:id="19" w:name="__RefHeading___Toc1822_2048687391"/>
       <w:bookmarkEnd w:id="19"/>
       <w:r>
         <w:rPr/>
@@ -1694,7 +1694,7 @@
         <w:spacing w:before="280" w:after="120"/>
         <w:rPr/>
       </w:pPr>
-      <w:bookmarkStart w:id="20" w:name="__RefHeading___Toc3647_2871792748"/>
+      <w:bookmarkStart w:id="20" w:name="__RefHeading___Toc1824_2048687391"/>
       <w:bookmarkEnd w:id="20"/>
       <w:r>
         <w:rPr/>
@@ -1747,7 +1747,7 @@
         <w:spacing w:before="280" w:after="120"/>
         <w:rPr/>
       </w:pPr>
-      <w:bookmarkStart w:id="21" w:name="__RefHeading___Toc3649_2871792748"/>
+      <w:bookmarkStart w:id="21" w:name="__RefHeading___Toc1826_2048687391"/>
       <w:bookmarkEnd w:id="21"/>
       <w:r>
         <w:rPr/>
@@ -1771,7 +1771,7 @@
         <w:spacing w:before="280" w:after="120"/>
         <w:rPr/>
       </w:pPr>
-      <w:bookmarkStart w:id="22" w:name="__RefHeading___Toc3651_2871792748"/>
+      <w:bookmarkStart w:id="22" w:name="__RefHeading___Toc1828_2048687391"/>
       <w:bookmarkEnd w:id="22"/>
       <w:r>
         <w:rPr/>
@@ -1795,7 +1795,7 @@
         <w:spacing w:before="280" w:after="120"/>
         <w:rPr/>
       </w:pPr>
-      <w:bookmarkStart w:id="23" w:name="__RefHeading___Toc3653_2871792748"/>
+      <w:bookmarkStart w:id="23" w:name="__RefHeading___Toc1830_2048687391"/>
       <w:bookmarkEnd w:id="23"/>
       <w:r>
         <w:rPr/>
@@ -1848,7 +1848,7 @@
         <w:spacing w:before="360" w:after="160"/>
         <w:rPr/>
       </w:pPr>
-      <w:bookmarkStart w:id="24" w:name="__RefHeading___Toc3655_2871792748"/>
+      <w:bookmarkStart w:id="24" w:name="__RefHeading___Toc1832_2048687391"/>
       <w:bookmarkEnd w:id="24"/>
       <w:r>
         <w:rPr/>
@@ -2420,7 +2420,7 @@
         <w:spacing w:before="360" w:after="160"/>
         <w:rPr/>
       </w:pPr>
-      <w:bookmarkStart w:id="25" w:name="__RefHeading___Toc3657_2871792748"/>
+      <w:bookmarkStart w:id="25" w:name="__RefHeading___Toc1834_2048687391"/>
       <w:bookmarkEnd w:id="25"/>
       <w:r>
         <w:rPr/>
@@ -2523,7 +2523,7 @@
         <w:spacing w:before="360" w:after="160"/>
         <w:rPr/>
       </w:pPr>
-      <w:bookmarkStart w:id="26" w:name="__RefHeading___Toc3659_2871792748"/>
+      <w:bookmarkStart w:id="26" w:name="__RefHeading___Toc1836_2048687391"/>
       <w:bookmarkEnd w:id="26"/>
       <w:r>
         <w:rPr/>
@@ -2611,7 +2611,7 @@
         <w:spacing w:before="360" w:after="160"/>
         <w:rPr/>
       </w:pPr>
-      <w:bookmarkStart w:id="27" w:name="__RefHeading___Toc3661_2871792748"/>
+      <w:bookmarkStart w:id="27" w:name="__RefHeading___Toc1838_2048687391"/>
       <w:bookmarkEnd w:id="27"/>
       <w:r>
         <w:rPr/>

--- a/proposal/11_Presenter_Briefing_Concepts_and_Glossary.docx
+++ b/proposal/11_Presenter_Briefing_Concepts_and_Glossary.docx
@@ -392,7 +392,7 @@
             </w:rPr>
             <w:fldChar w:fldCharType="separate"/>
           </w:r>
-          <w:hyperlink w:anchor="__RefHeading___Toc1784_2048687391">
+          <w:hyperlink w:anchor="__RefHeading___Toc3624_937233523">
             <w:r>
               <w:rPr>
                 <w:rStyle w:val="IndexLink"/>
@@ -412,7 +412,7 @@
             </w:tabs>
             <w:rPr/>
           </w:pPr>
-          <w:hyperlink w:anchor="__RefHeading___Toc1786_2048687391">
+          <w:hyperlink w:anchor="__RefHeading___Toc3626_937233523">
             <w:r>
               <w:rPr>
                 <w:rStyle w:val="IndexLink"/>
@@ -432,7 +432,7 @@
             </w:tabs>
             <w:rPr/>
           </w:pPr>
-          <w:hyperlink w:anchor="__RefHeading___Toc1788_2048687391">
+          <w:hyperlink w:anchor="__RefHeading___Toc3628_937233523">
             <w:r>
               <w:rPr>
                 <w:rStyle w:val="IndexLink"/>
@@ -452,7 +452,7 @@
             </w:tabs>
             <w:rPr/>
           </w:pPr>
-          <w:hyperlink w:anchor="__RefHeading___Toc1790_2048687391">
+          <w:hyperlink w:anchor="__RefHeading___Toc3630_937233523">
             <w:r>
               <w:rPr>
                 <w:rStyle w:val="IndexLink"/>
@@ -472,7 +472,7 @@
             </w:tabs>
             <w:rPr/>
           </w:pPr>
-          <w:hyperlink w:anchor="__RefHeading___Toc1792_2048687391">
+          <w:hyperlink w:anchor="__RefHeading___Toc3632_937233523">
             <w:r>
               <w:rPr>
                 <w:rStyle w:val="IndexLink"/>
@@ -492,7 +492,7 @@
             </w:tabs>
             <w:rPr/>
           </w:pPr>
-          <w:hyperlink w:anchor="__RefHeading___Toc1794_2048687391">
+          <w:hyperlink w:anchor="__RefHeading___Toc3634_937233523">
             <w:r>
               <w:rPr>
                 <w:rStyle w:val="IndexLink"/>
@@ -512,7 +512,7 @@
             </w:tabs>
             <w:rPr/>
           </w:pPr>
-          <w:hyperlink w:anchor="__RefHeading___Toc1796_2048687391">
+          <w:hyperlink w:anchor="__RefHeading___Toc3636_937233523">
             <w:r>
               <w:rPr>
                 <w:rStyle w:val="IndexLink"/>
@@ -532,7 +532,7 @@
             </w:tabs>
             <w:rPr/>
           </w:pPr>
-          <w:hyperlink w:anchor="__RefHeading___Toc1798_2048687391">
+          <w:hyperlink w:anchor="__RefHeading___Toc3638_937233523">
             <w:r>
               <w:rPr>
                 <w:rStyle w:val="IndexLink"/>
@@ -552,7 +552,7 @@
             </w:tabs>
             <w:rPr/>
           </w:pPr>
-          <w:hyperlink w:anchor="__RefHeading___Toc1800_2048687391">
+          <w:hyperlink w:anchor="__RefHeading___Toc3640_937233523">
             <w:r>
               <w:rPr>
                 <w:rStyle w:val="IndexLink"/>
@@ -572,7 +572,7 @@
             </w:tabs>
             <w:rPr/>
           </w:pPr>
-          <w:hyperlink w:anchor="__RefHeading___Toc1802_2048687391">
+          <w:hyperlink w:anchor="__RefHeading___Toc3642_937233523">
             <w:r>
               <w:rPr>
                 <w:rStyle w:val="IndexLink"/>
@@ -592,7 +592,7 @@
             </w:tabs>
             <w:rPr/>
           </w:pPr>
-          <w:hyperlink w:anchor="__RefHeading___Toc1804_2048687391">
+          <w:hyperlink w:anchor="__RefHeading___Toc3644_937233523">
             <w:r>
               <w:rPr>
                 <w:rStyle w:val="IndexLink"/>
@@ -612,7 +612,7 @@
             </w:tabs>
             <w:rPr/>
           </w:pPr>
-          <w:hyperlink w:anchor="__RefHeading___Toc1806_2048687391">
+          <w:hyperlink w:anchor="__RefHeading___Toc3646_937233523">
             <w:r>
               <w:rPr>
                 <w:rStyle w:val="IndexLink"/>
@@ -632,7 +632,7 @@
             </w:tabs>
             <w:rPr/>
           </w:pPr>
-          <w:hyperlink w:anchor="__RefHeading___Toc1808_2048687391">
+          <w:hyperlink w:anchor="__RefHeading___Toc3648_937233523">
             <w:r>
               <w:rPr>
                 <w:rStyle w:val="IndexLink"/>
@@ -652,7 +652,7 @@
             </w:tabs>
             <w:rPr/>
           </w:pPr>
-          <w:hyperlink w:anchor="__RefHeading___Toc1810_2048687391">
+          <w:hyperlink w:anchor="__RefHeading___Toc3650_937233523">
             <w:r>
               <w:rPr>
                 <w:rStyle w:val="IndexLink"/>
@@ -672,7 +672,7 @@
             </w:tabs>
             <w:rPr/>
           </w:pPr>
-          <w:hyperlink w:anchor="__RefHeading___Toc1812_2048687391">
+          <w:hyperlink w:anchor="__RefHeading___Toc3652_937233523">
             <w:r>
               <w:rPr>
                 <w:rStyle w:val="IndexLink"/>
@@ -692,7 +692,7 @@
             </w:tabs>
             <w:rPr/>
           </w:pPr>
-          <w:hyperlink w:anchor="__RefHeading___Toc1814_2048687391">
+          <w:hyperlink w:anchor="__RefHeading___Toc3654_937233523">
             <w:r>
               <w:rPr>
                 <w:rStyle w:val="IndexLink"/>
@@ -712,7 +712,7 @@
             </w:tabs>
             <w:rPr/>
           </w:pPr>
-          <w:hyperlink w:anchor="__RefHeading___Toc1816_2048687391">
+          <w:hyperlink w:anchor="__RefHeading___Toc3656_937233523">
             <w:r>
               <w:rPr>
                 <w:rStyle w:val="IndexLink"/>
@@ -732,7 +732,7 @@
             </w:tabs>
             <w:rPr/>
           </w:pPr>
-          <w:hyperlink w:anchor="__RefHeading___Toc1818_2048687391">
+          <w:hyperlink w:anchor="__RefHeading___Toc3658_937233523">
             <w:r>
               <w:rPr>
                 <w:rStyle w:val="IndexLink"/>
@@ -752,7 +752,7 @@
             </w:tabs>
             <w:rPr/>
           </w:pPr>
-          <w:hyperlink w:anchor="__RefHeading___Toc1820_2048687391">
+          <w:hyperlink w:anchor="__RefHeading___Toc3660_937233523">
             <w:r>
               <w:rPr>
                 <w:rStyle w:val="IndexLink"/>
@@ -772,7 +772,7 @@
             </w:tabs>
             <w:rPr/>
           </w:pPr>
-          <w:hyperlink w:anchor="__RefHeading___Toc1822_2048687391">
+          <w:hyperlink w:anchor="__RefHeading___Toc3662_937233523">
             <w:r>
               <w:rPr>
                 <w:rStyle w:val="IndexLink"/>
@@ -792,7 +792,7 @@
             </w:tabs>
             <w:rPr/>
           </w:pPr>
-          <w:hyperlink w:anchor="__RefHeading___Toc1824_2048687391">
+          <w:hyperlink w:anchor="__RefHeading___Toc3664_937233523">
             <w:r>
               <w:rPr>
                 <w:rStyle w:val="IndexLink"/>
@@ -812,7 +812,7 @@
             </w:tabs>
             <w:rPr/>
           </w:pPr>
-          <w:hyperlink w:anchor="__RefHeading___Toc1826_2048687391">
+          <w:hyperlink w:anchor="__RefHeading___Toc3666_937233523">
             <w:r>
               <w:rPr>
                 <w:rStyle w:val="IndexLink"/>
@@ -832,7 +832,7 @@
             </w:tabs>
             <w:rPr/>
           </w:pPr>
-          <w:hyperlink w:anchor="__RefHeading___Toc1828_2048687391">
+          <w:hyperlink w:anchor="__RefHeading___Toc3668_937233523">
             <w:r>
               <w:rPr>
                 <w:rStyle w:val="IndexLink"/>
@@ -852,7 +852,7 @@
             </w:tabs>
             <w:rPr/>
           </w:pPr>
-          <w:hyperlink w:anchor="__RefHeading___Toc1830_2048687391">
+          <w:hyperlink w:anchor="__RefHeading___Toc3670_937233523">
             <w:r>
               <w:rPr>
                 <w:rStyle w:val="IndexLink"/>
@@ -872,7 +872,7 @@
             </w:tabs>
             <w:rPr/>
           </w:pPr>
-          <w:hyperlink w:anchor="__RefHeading___Toc1832_2048687391">
+          <w:hyperlink w:anchor="__RefHeading___Toc3672_937233523">
             <w:r>
               <w:rPr>
                 <w:rStyle w:val="IndexLink"/>
@@ -892,7 +892,7 @@
             </w:tabs>
             <w:rPr/>
           </w:pPr>
-          <w:hyperlink w:anchor="__RefHeading___Toc1834_2048687391">
+          <w:hyperlink w:anchor="__RefHeading___Toc3674_937233523">
             <w:r>
               <w:rPr>
                 <w:rStyle w:val="IndexLink"/>
@@ -912,7 +912,7 @@
             </w:tabs>
             <w:rPr/>
           </w:pPr>
-          <w:hyperlink w:anchor="__RefHeading___Toc1836_2048687391">
+          <w:hyperlink w:anchor="__RefHeading___Toc3676_937233523">
             <w:r>
               <w:rPr>
                 <w:rStyle w:val="IndexLink"/>
@@ -932,7 +932,7 @@
             </w:tabs>
             <w:rPr/>
           </w:pPr>
-          <w:hyperlink w:anchor="__RefHeading___Toc1838_2048687391">
+          <w:hyperlink w:anchor="__RefHeading___Toc3678_937233523">
             <w:r>
               <w:rPr>
                 <w:rStyle w:val="IndexLink"/>
@@ -978,7 +978,7 @@
         <w:spacing w:before="0" w:after="160"/>
         <w:rPr/>
       </w:pPr>
-      <w:bookmarkStart w:id="0" w:name="__RefHeading___Toc1784_2048687391"/>
+      <w:bookmarkStart w:id="0" w:name="__RefHeading___Toc3624_937233523"/>
       <w:bookmarkEnd w:id="0"/>
       <w:r>
         <w:rPr/>
@@ -1062,7 +1062,7 @@
         <w:spacing w:before="360" w:after="160"/>
         <w:rPr/>
       </w:pPr>
-      <w:bookmarkStart w:id="1" w:name="__RefHeading___Toc1786_2048687391"/>
+      <w:bookmarkStart w:id="1" w:name="__RefHeading___Toc3626_937233523"/>
       <w:bookmarkEnd w:id="1"/>
       <w:r>
         <w:rPr/>
@@ -1204,7 +1204,7 @@
         <w:spacing w:before="360" w:after="160"/>
         <w:rPr/>
       </w:pPr>
-      <w:bookmarkStart w:id="2" w:name="__RefHeading___Toc1788_2048687391"/>
+      <w:bookmarkStart w:id="2" w:name="__RefHeading___Toc3628_937233523"/>
       <w:bookmarkEnd w:id="2"/>
       <w:r>
         <w:rPr/>
@@ -1217,7 +1217,7 @@
         <w:spacing w:before="280" w:after="120"/>
         <w:rPr/>
       </w:pPr>
-      <w:bookmarkStart w:id="3" w:name="__RefHeading___Toc1790_2048687391"/>
+      <w:bookmarkStart w:id="3" w:name="__RefHeading___Toc3630_937233523"/>
       <w:bookmarkEnd w:id="3"/>
       <w:r>
         <w:rPr/>
@@ -1252,7 +1252,7 @@
         <w:spacing w:before="280" w:after="120"/>
         <w:rPr/>
       </w:pPr>
-      <w:bookmarkStart w:id="4" w:name="__RefHeading___Toc1792_2048687391"/>
+      <w:bookmarkStart w:id="4" w:name="__RefHeading___Toc3632_937233523"/>
       <w:bookmarkEnd w:id="4"/>
       <w:r>
         <w:rPr/>
@@ -1298,7 +1298,7 @@
         <w:spacing w:before="280" w:after="120"/>
         <w:rPr/>
       </w:pPr>
-      <w:bookmarkStart w:id="5" w:name="__RefHeading___Toc1794_2048687391"/>
+      <w:bookmarkStart w:id="5" w:name="__RefHeading___Toc3634_937233523"/>
       <w:bookmarkEnd w:id="5"/>
       <w:r>
         <w:rPr/>
@@ -1322,7 +1322,7 @@
         <w:spacing w:before="280" w:after="120"/>
         <w:rPr/>
       </w:pPr>
-      <w:bookmarkStart w:id="6" w:name="__RefHeading___Toc1796_2048687391"/>
+      <w:bookmarkStart w:id="6" w:name="__RefHeading___Toc3636_937233523"/>
       <w:bookmarkEnd w:id="6"/>
       <w:r>
         <w:rPr/>
@@ -1337,7 +1337,7 @@
       </w:pPr>
       <w:r>
         <w:rPr/>
-        <w:t>To find passages by meaning rather than by exact words, each passage is converted into a list of numbers (an "embedding") that captures its meaning. Similar meanings produce similar numbers. A "vector database" stores these numbers and finds the nearest ones to the question. This is how an English question finds an Arabic clause. We use PostgreSQL with the pgvector extension for this; no separate product needed at the start.</w:t>
+        <w:t>To find passages by meaning rather than by exact words, each passage is converted into a list of numbers (an "embedding") that captures its meaning. Similar meanings produce similar numbers. A "vector database" stores these numbers and finds the nearest ones to the question. This is how an English question finds a clause written in Bahasa Malaysia. We use PostgreSQL with the pgvector extension for this; no separate product needed at the start.</w:t>
       </w:r>
     </w:p>
     <w:p>
@@ -1346,7 +1346,7 @@
         <w:spacing w:before="280" w:after="120"/>
         <w:rPr/>
       </w:pPr>
-      <w:bookmarkStart w:id="7" w:name="__RefHeading___Toc1798_2048687391"/>
+      <w:bookmarkStart w:id="7" w:name="__RefHeading___Toc3638_937233523"/>
       <w:bookmarkEnd w:id="7"/>
       <w:r>
         <w:rPr/>
@@ -1370,7 +1370,7 @@
         <w:spacing w:before="280" w:after="120"/>
         <w:rPr/>
       </w:pPr>
-      <w:bookmarkStart w:id="8" w:name="__RefHeading___Toc1800_2048687391"/>
+      <w:bookmarkStart w:id="8" w:name="__RefHeading___Toc3640_937233523"/>
       <w:bookmarkEnd w:id="8"/>
       <w:r>
         <w:rPr/>
@@ -1394,7 +1394,7 @@
         <w:spacing w:before="280" w:after="120"/>
         <w:rPr/>
       </w:pPr>
-      <w:bookmarkStart w:id="9" w:name="__RefHeading___Toc1802_2048687391"/>
+      <w:bookmarkStart w:id="9" w:name="__RefHeading___Toc3642_937233523"/>
       <w:bookmarkEnd w:id="9"/>
       <w:r>
         <w:rPr/>
@@ -1418,7 +1418,7 @@
         <w:spacing w:before="280" w:after="120"/>
         <w:rPr/>
       </w:pPr>
-      <w:bookmarkStart w:id="10" w:name="__RefHeading___Toc1804_2048687391"/>
+      <w:bookmarkStart w:id="10" w:name="__RefHeading___Toc3644_937233523"/>
       <w:bookmarkEnd w:id="10"/>
       <w:r>
         <w:rPr/>
@@ -1442,7 +1442,7 @@
         <w:spacing w:before="280" w:after="120"/>
         <w:rPr/>
       </w:pPr>
-      <w:bookmarkStart w:id="11" w:name="__RefHeading___Toc1806_2048687391"/>
+      <w:bookmarkStart w:id="11" w:name="__RefHeading___Toc3646_937233523"/>
       <w:bookmarkEnd w:id="11"/>
       <w:r>
         <w:rPr/>
@@ -1466,7 +1466,7 @@
         <w:spacing w:before="280" w:after="120"/>
         <w:rPr/>
       </w:pPr>
-      <w:bookmarkStart w:id="12" w:name="__RefHeading___Toc1808_2048687391"/>
+      <w:bookmarkStart w:id="12" w:name="__RefHeading___Toc3648_937233523"/>
       <w:bookmarkEnd w:id="12"/>
       <w:r>
         <w:rPr/>
@@ -1508,7 +1508,7 @@
         <w:spacing w:before="280" w:after="120"/>
         <w:rPr/>
       </w:pPr>
-      <w:bookmarkStart w:id="13" w:name="__RefHeading___Toc1810_2048687391"/>
+      <w:bookmarkStart w:id="13" w:name="__RefHeading___Toc3650_937233523"/>
       <w:bookmarkEnd w:id="13"/>
       <w:r>
         <w:rPr/>
@@ -1532,7 +1532,7 @@
         <w:spacing w:before="280" w:after="120"/>
         <w:rPr/>
       </w:pPr>
-      <w:bookmarkStart w:id="14" w:name="__RefHeading___Toc1812_2048687391"/>
+      <w:bookmarkStart w:id="14" w:name="__RefHeading___Toc3652_937233523"/>
       <w:bookmarkEnd w:id="14"/>
       <w:r>
         <w:rPr/>
@@ -1565,7 +1565,7 @@
       </w:r>
       <w:r>
         <w:rPr/>
-        <w:t>: which country's laws govern it and whether it ever leaves. GCC clients care a lot. Our position: data at rest stays in a GCC region from day one; AI processing can be routed by policy, including to a model hosted inside the country (at higher cost). See Document 08 for the laws.</w:t>
+        <w:t>: which country's laws govern it and whether it ever leaves. Our position: data at rest can stay in Malaysia from day one, because AWS and Microsoft both opened Malaysian regions (2024 and 2025). For the Philippines, say plainly that no major provider has a full region there, so the choices are Singapore, Malaysia, or hosting it themselves. Do not fudge this: they will check. AI processing can be routed by policy, including to a model hosted inside a named country, at higher cost. See Document 08 for the laws.</w:t>
       </w:r>
     </w:p>
     <w:p>
@@ -1574,7 +1574,7 @@
         <w:spacing w:before="280" w:after="120"/>
         <w:rPr/>
       </w:pPr>
-      <w:bookmarkStart w:id="15" w:name="__RefHeading___Toc1814_2048687391"/>
+      <w:bookmarkStart w:id="15" w:name="__RefHeading___Toc3654_937233523"/>
       <w:bookmarkEnd w:id="15"/>
       <w:r>
         <w:rPr/>
@@ -1598,7 +1598,7 @@
         <w:spacing w:before="280" w:after="120"/>
         <w:rPr/>
       </w:pPr>
-      <w:bookmarkStart w:id="16" w:name="__RefHeading___Toc1816_2048687391"/>
+      <w:bookmarkStart w:id="16" w:name="__RefHeading___Toc3656_937233523"/>
       <w:bookmarkEnd w:id="16"/>
       <w:r>
         <w:rPr/>
@@ -1613,7 +1613,7 @@
       </w:pPr>
       <w:r>
         <w:rPr/>
-        <w:t>Optical character recognition: turning a scanned image into text. Needed for scanned contracts and Arabic paperwork. We use a cloud OCR service available in the UAE region, or self-hosted OCR for the sovereign option.</w:t>
+        <w:t>Optical character recognition: turning a scanned image into text. Needed for scanned contracts and older paperwork. We use a cloud OCR service available in the Malaysian and Singapore regions, or self-hosted OCR for the sovereign option.</w:t>
       </w:r>
     </w:p>
     <w:p>
@@ -1622,7 +1622,7 @@
         <w:spacing w:before="280" w:after="120"/>
         <w:rPr/>
       </w:pPr>
-      <w:bookmarkStart w:id="17" w:name="__RefHeading___Toc1818_2048687391"/>
+      <w:bookmarkStart w:id="17" w:name="__RefHeading___Toc3658_937233523"/>
       <w:bookmarkEnd w:id="17"/>
       <w:r>
         <w:rPr/>
@@ -1637,7 +1637,7 @@
       </w:pPr>
       <w:r>
         <w:rPr/>
-        <w:t>Customer relationship management software: a structured record of organisations, people, the state of each relationship ("stage"), interactions, and tasks. Ours is purpose-built and small, with three category pipelines and a GCC-specific one.</w:t>
+        <w:t>Customer relationship management software: a structured record of organisations, people, the state of each relationship ("stage"), interactions, and tasks. Ours is purpose-built and small, with three category pipelines plus a GCC one for the market they are entering.</w:t>
       </w:r>
     </w:p>
     <w:p>
@@ -1646,7 +1646,7 @@
         <w:spacing w:before="280" w:after="120"/>
         <w:rPr/>
       </w:pPr>
-      <w:bookmarkStart w:id="18" w:name="__RefHeading___Toc1820_2048687391"/>
+      <w:bookmarkStart w:id="18" w:name="__RefHeading___Toc3660_937233523"/>
       <w:bookmarkEnd w:id="18"/>
       <w:r>
         <w:rPr/>
@@ -1661,7 +1661,7 @@
       </w:pPr>
       <w:r>
         <w:rPr/>
-        <w:t>A pipeline is the sequence of stages a relationship moves through. Our GCC pipeline example: introduction through an intermediary; first meeting; NDA; qualification; active discussion; term sheet or MoU; regulatory or board approval; signed; dormant. Stages are configurable by category.</w:t>
+        <w:t>A pipeline is the sequence of stages a relationship moves through. Our GCC pipeline example: introduction through an intermediary; first meeting; NDA; qualification; active discussion; term sheet or MoU; regulatory or board approval; signed; dormant. It is longer at the front than a domestic pipeline because entering a new market means the trust-building steps come before the commercial ones. Stages are configurable by category.</w:t>
       </w:r>
     </w:p>
     <w:p>
@@ -1670,7 +1670,7 @@
         <w:spacing w:before="280" w:after="120"/>
         <w:rPr/>
       </w:pPr>
-      <w:bookmarkStart w:id="19" w:name="__RefHeading___Toc1822_2048687391"/>
+      <w:bookmarkStart w:id="19" w:name="__RefHeading___Toc3662_937233523"/>
       <w:bookmarkEnd w:id="19"/>
       <w:r>
         <w:rPr/>
@@ -1694,7 +1694,7 @@
         <w:spacing w:before="280" w:after="120"/>
         <w:rPr/>
       </w:pPr>
-      <w:bookmarkStart w:id="20" w:name="__RefHeading___Toc1824_2048687391"/>
+      <w:bookmarkStart w:id="20" w:name="__RefHeading___Toc3664_937233523"/>
       <w:bookmarkEnd w:id="20"/>
       <w:r>
         <w:rPr/>
@@ -1747,7 +1747,7 @@
         <w:spacing w:before="280" w:after="120"/>
         <w:rPr/>
       </w:pPr>
-      <w:bookmarkStart w:id="21" w:name="__RefHeading___Toc1826_2048687391"/>
+      <w:bookmarkStart w:id="21" w:name="__RefHeading___Toc3666_937233523"/>
       <w:bookmarkEnd w:id="21"/>
       <w:r>
         <w:rPr/>
@@ -1771,7 +1771,7 @@
         <w:spacing w:before="280" w:after="120"/>
         <w:rPr/>
       </w:pPr>
-      <w:bookmarkStart w:id="22" w:name="__RefHeading___Toc1828_2048687391"/>
+      <w:bookmarkStart w:id="22" w:name="__RefHeading___Toc3668_937233523"/>
       <w:bookmarkEnd w:id="22"/>
       <w:r>
         <w:rPr/>
@@ -1795,7 +1795,7 @@
         <w:spacing w:before="280" w:after="120"/>
         <w:rPr/>
       </w:pPr>
-      <w:bookmarkStart w:id="23" w:name="__RefHeading___Toc1830_2048687391"/>
+      <w:bookmarkStart w:id="23" w:name="__RefHeading___Toc3670_937233523"/>
       <w:bookmarkEnd w:id="23"/>
       <w:r>
         <w:rPr/>
@@ -1848,7 +1848,7 @@
         <w:spacing w:before="360" w:after="160"/>
         <w:rPr/>
       </w:pPr>
-      <w:bookmarkStart w:id="24" w:name="__RefHeading___Toc1832_2048687391"/>
+      <w:bookmarkStart w:id="24" w:name="__RefHeading___Toc3672_937233523"/>
       <w:bookmarkEnd w:id="24"/>
       <w:r>
         <w:rPr/>
@@ -2420,7 +2420,7 @@
         <w:spacing w:before="360" w:after="160"/>
         <w:rPr/>
       </w:pPr>
-      <w:bookmarkStart w:id="25" w:name="__RefHeading___Toc1834_2048687391"/>
+      <w:bookmarkStart w:id="25" w:name="__RefHeading___Toc3674_937233523"/>
       <w:bookmarkEnd w:id="25"/>
       <w:r>
         <w:rPr/>
@@ -2523,7 +2523,7 @@
         <w:spacing w:before="360" w:after="160"/>
         <w:rPr/>
       </w:pPr>
-      <w:bookmarkStart w:id="26" w:name="__RefHeading___Toc1836_2048687391"/>
+      <w:bookmarkStart w:id="26" w:name="__RefHeading___Toc3676_937233523"/>
       <w:bookmarkEnd w:id="26"/>
       <w:r>
         <w:rPr/>
@@ -2611,7 +2611,7 @@
         <w:spacing w:before="360" w:after="160"/>
         <w:rPr/>
       </w:pPr>
-      <w:bookmarkStart w:id="27" w:name="__RefHeading___Toc1838_2048687391"/>
+      <w:bookmarkStart w:id="27" w:name="__RefHeading___Toc3678_937233523"/>
       <w:bookmarkEnd w:id="27"/>
       <w:r>
         <w:rPr/>
@@ -3017,7 +3017,7 @@
                 <w:sz w:val="18"/>
                 <w:szCs w:val="18"/>
               </w:rPr>
-              <w:t>DIFC / ADGM</w:t>
+              <w:t>DPO</w:t>
             </w:r>
           </w:p>
         </w:tc>
@@ -3045,7 +3045,7 @@
                 <w:sz w:val="18"/>
                 <w:szCs w:val="18"/>
               </w:rPr>
-              <w:t>Dubai and Abu Dhabi financial free zones with their own data protection laws</w:t>
+              <w:t>Data protection officer: now a mandatory appointment under the amended Malaysian PDPA and under the Philippine DPA</w:t>
             </w:r>
           </w:p>
         </w:tc>
@@ -3597,7 +3597,7 @@
                 <w:sz w:val="18"/>
                 <w:szCs w:val="18"/>
               </w:rPr>
-              <w:t>OCR</w:t>
+              <w:t>NPC</w:t>
             </w:r>
           </w:p>
         </w:tc>
@@ -3625,7 +3625,7 @@
                 <w:sz w:val="18"/>
                 <w:szCs w:val="18"/>
               </w:rPr>
-              <w:t>Optical character recognition (scans to text)</w:t>
+              <w:t>National Privacy Commission: the Philippine data protection regulator</w:t>
             </w:r>
           </w:p>
         </w:tc>
@@ -3655,7 +3655,7 @@
                 <w:sz w:val="18"/>
                 <w:szCs w:val="18"/>
               </w:rPr>
-              <w:t>OIDC</w:t>
+              <w:t>OCR</w:t>
             </w:r>
           </w:p>
         </w:tc>
@@ -3682,7 +3682,7 @@
                 <w:sz w:val="18"/>
                 <w:szCs w:val="18"/>
               </w:rPr>
-              <w:t>OpenID Connect: the standard for single sign-on</w:t>
+              <w:t>Optical character recognition (scans to text)</w:t>
             </w:r>
           </w:p>
         </w:tc>
@@ -3713,7 +3713,7 @@
                 <w:sz w:val="18"/>
                 <w:szCs w:val="18"/>
               </w:rPr>
-              <w:t>PDPL</w:t>
+              <w:t>OIDC</w:t>
             </w:r>
           </w:p>
         </w:tc>
@@ -3741,7 +3741,7 @@
                 <w:sz w:val="18"/>
                 <w:szCs w:val="18"/>
               </w:rPr>
-              <w:t>Personal Data Protection Law (Saudi Arabia; UAE also uses the term)</w:t>
+              <w:t>OpenID Connect: the standard for single sign-on</w:t>
             </w:r>
           </w:p>
         </w:tc>
@@ -3771,7 +3771,7 @@
                 <w:sz w:val="18"/>
                 <w:szCs w:val="18"/>
               </w:rPr>
-              <w:t>pgvector</w:t>
+              <w:t>PDPA</w:t>
             </w:r>
           </w:p>
         </w:tc>
@@ -3798,7 +3798,7 @@
                 <w:sz w:val="18"/>
                 <w:szCs w:val="18"/>
               </w:rPr>
-              <w:t>PostgreSQL extension for vector search</w:t>
+              <w:t>Personal Data Protection Act (Malaysia), as amended by the 2024 Amendment Act</w:t>
             </w:r>
           </w:p>
         </w:tc>
@@ -3829,7 +3829,7 @@
                 <w:sz w:val="18"/>
                 <w:szCs w:val="18"/>
               </w:rPr>
-              <w:t>RAG</w:t>
+              <w:t>pgvector</w:t>
             </w:r>
           </w:p>
         </w:tc>
@@ -3857,7 +3857,7 @@
                 <w:sz w:val="18"/>
                 <w:szCs w:val="18"/>
               </w:rPr>
-              <w:t>Retrieval-augmented generation</w:t>
+              <w:t>PostgreSQL extension for vector search</w:t>
             </w:r>
           </w:p>
         </w:tc>
@@ -3887,7 +3887,7 @@
                 <w:sz w:val="18"/>
                 <w:szCs w:val="18"/>
               </w:rPr>
-              <w:t>Re-ranker</w:t>
+              <w:t>RAG</w:t>
             </w:r>
           </w:p>
         </w:tc>
@@ -3914,7 +3914,7 @@
                 <w:sz w:val="18"/>
                 <w:szCs w:val="18"/>
               </w:rPr>
-              <w:t>Model that orders retrieved passages by relevance</w:t>
+              <w:t>Retrieval-augmented generation</w:t>
             </w:r>
           </w:p>
         </w:tc>
@@ -3945,7 +3945,7 @@
                 <w:sz w:val="18"/>
                 <w:szCs w:val="18"/>
               </w:rPr>
-              <w:t>RLS</w:t>
+              <w:t>Re-ranker</w:t>
             </w:r>
           </w:p>
         </w:tc>
@@ -3973,7 +3973,7 @@
                 <w:sz w:val="18"/>
                 <w:szCs w:val="18"/>
               </w:rPr>
-              <w:t>Row-level security: database-enforced access filtering</w:t>
+              <w:t>Model that orders retrieved passages by relevance</w:t>
             </w:r>
           </w:p>
         </w:tc>
@@ -4003,7 +4003,7 @@
                 <w:sz w:val="18"/>
                 <w:szCs w:val="18"/>
               </w:rPr>
-              <w:t>RTO / RPO</w:t>
+              <w:t>RLS</w:t>
             </w:r>
           </w:p>
         </w:tc>
@@ -4030,7 +4030,7 @@
                 <w:sz w:val="18"/>
                 <w:szCs w:val="18"/>
               </w:rPr>
-              <w:t>Recovery time objective / recovery point objective for disasters</w:t>
+              <w:t>Row-level security: database-enforced access filtering</w:t>
             </w:r>
           </w:p>
         </w:tc>
@@ -4061,7 +4061,7 @@
                 <w:sz w:val="18"/>
                 <w:szCs w:val="18"/>
               </w:rPr>
-              <w:t>SDAIA</w:t>
+              <w:t>RTO / RPO</w:t>
             </w:r>
           </w:p>
         </w:tc>
@@ -4089,7 +4089,7 @@
                 <w:sz w:val="18"/>
                 <w:szCs w:val="18"/>
               </w:rPr>
-              <w:t>Saudi Data and AI Authority (PDPL regulator)</w:t>
+              <w:t>Recovery time objective / recovery point objective for disasters</w:t>
             </w:r>
           </w:p>
         </w:tc>
